--- a/downloads/teacher/05 Materials/Unit 01/Slides/Slides 01.09 - The Six Nutrients.docx
+++ b/downloads/teacher/05 Materials/Unit 01/Slides/Slides 01.09 - The Six Nutrients.docx
@@ -103,37 +103,7 @@
         <w:pStyle w:val="Compact"/>
       </w:pPr>
       <w:r>
-        <w:t xml:space="preserve">On the pre-assessment,</w:t>
-      </w:r>
-      <w:r>
-        <w:t xml:space="preserve"> </w:t>
-      </w:r>
-      <w:r>
-        <w:rPr>
-          <w:rStyle w:val="TeacherNote"/>
-        </w:rPr>
-        <w:t xml:space="preserve">[Sal: number]</w:t>
-      </w:r>
-      <w:r>
-        <w:t xml:space="preserve"> </w:t>
-      </w:r>
-      <w:r>
-        <w:t xml:space="preserve">of</w:t>
-      </w:r>
-      <w:r>
-        <w:t xml:space="preserve"> </w:t>
-      </w:r>
-      <w:r>
-        <w:rPr>
-          <w:rStyle w:val="TeacherNote"/>
-        </w:rPr>
-        <w:t xml:space="preserve">[Sal: number]</w:t>
-      </w:r>
-      <w:r>
-        <w:t xml:space="preserve"> </w:t>
-      </w:r>
-      <w:r>
-        <w:t xml:space="preserve">of you named at least five nutrients.</w:t>
+        <w:t xml:space="preserve">On the pre-assessment, ___ of ___ of you named at least five nutrients.</w:t>
       </w:r>
     </w:p>
     <w:p>
@@ -1117,15 +1087,6 @@
       </w:r>
       <w:r>
         <w:t xml:space="preserve">Source: Dietary Guidelines for Americans, life stage chapters.</w:t>
-      </w:r>
-      <w:r>
-        <w:t xml:space="preserve"> </w:t>
-      </w:r>
-      <w:r>
-        <w:rPr>
-          <w:rStyle w:val="TeacherNote"/>
-        </w:rPr>
-        <w:t xml:space="preserve">[Sal: check the edition.]</w:t>
       </w:r>
     </w:p>
     <w:p>
